--- a/第五道问题：电力分配问题/第一问模型的建立与求解2.0.docx
+++ b/第五道问题：电力分配问题/第一问模型的建立与求解2.0.docx
@@ -31,6 +31,7 @@
         </w:rPr>
         <w:object>
           <v:shape id="_x0000_i1025" o:spt="75" type="#_x0000_t75" style="height:15pt;width:10pt;" o:ole="t" filled="f" o:preferrelative="t" stroked="f" coordsize="21600,21600">
+            <v:path/>
             <v:fill on="f" focussize="0,0"/>
             <v:stroke on="f"/>
             <v:imagedata r:id="rId5" o:title=""/>
@@ -68,6 +69,7 @@
         </w:rPr>
         <w:object>
           <v:shape id="_x0000_i1026" o:spt="75" type="#_x0000_t75" style="height:19pt;width:164pt;" o:ole="t" filled="f" o:preferrelative="t" stroked="f" coordsize="21600,21600">
+            <v:path/>
             <v:fill on="f" focussize="0,0"/>
             <v:stroke on="f"/>
             <v:imagedata r:id="rId7" o:title=""/>
@@ -98,6 +100,7 @@
         </w:rPr>
         <w:object>
           <v:shape id="_x0000_i1027" o:spt="75" type="#_x0000_t75" style="height:19pt;width:13pt;" o:ole="t" filled="f" o:preferrelative="t" stroked="f" coordsize="21600,21600">
+            <v:path/>
             <v:fill on="f" focussize="0,0"/>
             <v:stroke on="f"/>
             <v:imagedata r:id="rId9" o:title=""/>
@@ -119,6 +122,7 @@
         </w:rPr>
         <w:object>
           <v:shape id="_x0000_i1028" o:spt="75" type="#_x0000_t75" style="height:15pt;width:10pt;" o:ole="t" filled="f" o:preferrelative="t" stroked="f" coordsize="21600,21600">
+            <v:path/>
             <v:fill on="f" focussize="0,0"/>
             <v:stroke on="f"/>
             <v:imagedata r:id="rId11" o:title=""/>
@@ -171,6 +175,7 @@
         </w:rPr>
         <w:object>
           <v:shape id="_x0000_i1029" o:spt="75" type="#_x0000_t75" style="height:18pt;width:157.95pt;" o:ole="t" filled="f" o:preferrelative="t" stroked="f" coordsize="21600,21600">
+            <v:path/>
             <v:fill on="f" focussize="0,0"/>
             <v:stroke on="f"/>
             <v:imagedata r:id="rId13" o:title=""/>
@@ -204,7 +209,7 @@
           <w:lang w:eastAsia="zh-CN"/>
         </w:rPr>
         <w:object>
-          <v:shape id="_x0000_i1030" o:spt="75" alt="" type="#_x0000_t75" style="height:18pt;width:163pt;" o:ole="t" filled="f" o:preferrelative="t" stroked="f" coordsize="21600,21600">
+          <v:shape id="_x0000_i1030" o:spt="75" type="#_x0000_t75" style="height:18pt;width:163pt;" o:ole="t" filled="f" o:preferrelative="t" stroked="f" coordsize="21600,21600">
             <v:path/>
             <v:fill on="f" focussize="0,0"/>
             <v:stroke on="f"/>
@@ -239,7 +244,7 @@
           <w:lang w:eastAsia="zh-CN"/>
         </w:rPr>
         <w:object>
-          <v:shape id="_x0000_i1031" o:spt="75" alt="" type="#_x0000_t75" style="height:18pt;width:161pt;" o:ole="t" filled="f" o:preferrelative="t" stroked="f" coordsize="21600,21600">
+          <v:shape id="_x0000_i1031" o:spt="75" type="#_x0000_t75" style="height:18pt;width:161pt;" o:ole="t" filled="f" o:preferrelative="t" stroked="f" coordsize="21600,21600">
             <v:path/>
             <v:fill on="f" focussize="0,0"/>
             <v:stroke on="f"/>
@@ -274,7 +279,7 @@
           <w:lang w:eastAsia="zh-CN"/>
         </w:rPr>
         <w:object>
-          <v:shape id="_x0000_i1032" o:spt="75" alt="" type="#_x0000_t75" style="height:18pt;width:163pt;" o:ole="t" filled="f" o:preferrelative="t" stroked="f" coordsize="21600,21600">
+          <v:shape id="_x0000_i1032" o:spt="75" type="#_x0000_t75" style="height:18pt;width:163pt;" o:ole="t" filled="f" o:preferrelative="t" stroked="f" coordsize="21600,21600">
             <v:path/>
             <v:fill on="f" focussize="0,0"/>
             <v:stroke on="f"/>
@@ -309,7 +314,7 @@
           <w:lang w:eastAsia="zh-CN"/>
         </w:rPr>
         <w:object>
-          <v:shape id="_x0000_i1033" o:spt="75" alt="" type="#_x0000_t75" style="height:18pt;width:161pt;" o:ole="t" filled="f" o:preferrelative="t" stroked="f" coordsize="21600,21600">
+          <v:shape id="_x0000_i1033" o:spt="75" type="#_x0000_t75" style="height:18pt;width:161pt;" o:ole="t" filled="f" o:preferrelative="t" stroked="f" coordsize="21600,21600">
             <v:path/>
             <v:fill on="f" focussize="0,0"/>
             <v:stroke on="f"/>
@@ -344,7 +349,7 @@
           <w:lang w:eastAsia="zh-CN"/>
         </w:rPr>
         <w:object>
-          <v:shape id="_x0000_i1034" o:spt="75" alt="" type="#_x0000_t75" style="height:18pt;width:162pt;" o:ole="t" filled="f" o:preferrelative="t" stroked="f" coordsize="21600,21600">
+          <v:shape id="_x0000_i1034" o:spt="75" type="#_x0000_t75" style="height:18pt;width:162pt;" o:ole="t" filled="f" o:preferrelative="t" stroked="f" coordsize="21600,21600">
             <v:path/>
             <v:fill on="f" focussize="0,0"/>
             <v:stroke on="f"/>
@@ -424,6 +429,7 @@
         </w:rPr>
         <w:object>
           <v:shape id="_x0000_i1035" o:spt="75" type="#_x0000_t75" style="height:13.95pt;width:10pt;" o:ole="t" filled="f" o:preferrelative="t" stroked="f" coordsize="21600,21600">
+            <v:path/>
             <v:fill on="f" focussize="0,0"/>
             <v:stroke on="f"/>
             <v:imagedata r:id="rId25" o:title=""/>
@@ -444,7 +450,8 @@
           <w:position w:val="-6"/>
         </w:rPr>
         <w:object>
-          <v:shape id="_x0000_i1037" o:spt="75" type="#_x0000_t75" style="height:13pt;width:6.95pt;" o:ole="t" filled="f" o:preferrelative="t" stroked="f" coordsize="21600,21600">
+          <v:shape id="_x0000_i1036" o:spt="75" type="#_x0000_t75" style="height:13pt;width:6.95pt;" o:ole="t" filled="f" o:preferrelative="t" stroked="f" coordsize="21600,21600">
+            <v:path/>
             <v:fill on="f" focussize="0,0"/>
             <v:stroke on="f"/>
             <v:imagedata r:id="rId27" o:title=""/>
@@ -452,7 +459,7 @@
             <w10:wrap type="none"/>
             <w10:anchorlock/>
           </v:shape>
-          <o:OLEObject Type="Embed" ProgID="Equation.KSEE3" ShapeID="_x0000_i1037" DrawAspect="Content" ObjectID="_1468075736" r:id="rId26">
+          <o:OLEObject Type="Embed" ProgID="Equation.KSEE3" ShapeID="_x0000_i1036" DrawAspect="Content" ObjectID="_1468075736" r:id="rId26">
             <o:LockedField>false</o:LockedField>
           </o:OLEObject>
         </w:object>
@@ -465,7 +472,8 @@
           <w:position w:val="-12"/>
         </w:rPr>
         <w:object>
-          <v:shape id="_x0000_i1036" o:spt="75" type="#_x0000_t75" style="height:18pt;width:15pt;" o:ole="t" filled="f" o:preferrelative="t" stroked="f" coordsize="21600,21600">
+          <v:shape id="_x0000_i1037" o:spt="75" type="#_x0000_t75" style="height:18pt;width:15pt;" o:ole="t" filled="f" o:preferrelative="t" stroked="f" coordsize="21600,21600">
+            <v:path/>
             <v:fill on="f" focussize="0,0"/>
             <v:stroke on="f"/>
             <v:imagedata r:id="rId29" o:title=""/>
@@ -473,7 +481,7 @@
             <w10:wrap type="none"/>
             <w10:anchorlock/>
           </v:shape>
-          <o:OLEObject Type="Embed" ProgID="Equation.KSEE3" ShapeID="_x0000_i1036" DrawAspect="Content" ObjectID="_1468075737" r:id="rId28">
+          <o:OLEObject Type="Embed" ProgID="Equation.KSEE3" ShapeID="_x0000_i1037" DrawAspect="Content" ObjectID="_1468075737" r:id="rId28">
             <o:LockedField>false</o:LockedField>
           </o:OLEObject>
         </w:object>
@@ -487,6 +495,7 @@
         </w:rPr>
         <w:object>
           <v:shape id="_x0000_i1038" o:spt="75" type="#_x0000_t75" style="height:15pt;width:10pt;" o:ole="t" filled="f" o:preferrelative="t" stroked="f" coordsize="21600,21600">
+            <v:path/>
             <v:fill on="f" focussize="0,0"/>
             <v:stroke on="f"/>
             <v:imagedata r:id="rId31" o:title=""/>
@@ -508,6 +517,7 @@
         </w:rPr>
         <w:object>
           <v:shape id="_x0000_i1039" o:spt="75" type="#_x0000_t75" style="height:19pt;width:16pt;" o:ole="t" filled="f" o:preferrelative="t" stroked="f" coordsize="21600,21600">
+            <v:path/>
             <v:fill on="f" focussize="0,0"/>
             <v:stroke on="f"/>
             <v:imagedata r:id="rId33" o:title=""/>
@@ -545,6 +555,7 @@
         </w:rPr>
         <w:object>
           <v:shape id="_x0000_i1040" o:spt="75" type="#_x0000_t75" style="height:16pt;width:70pt;" o:ole="t" filled="f" o:preferrelative="t" stroked="f" coordsize="21600,21600">
+            <v:path/>
             <v:fill on="f" focussize="0,0"/>
             <v:stroke on="f"/>
             <v:imagedata r:id="rId35" o:title=""/>
@@ -575,6 +586,7 @@
         </w:rPr>
         <w:object>
           <v:shape id="_x0000_i1041" o:spt="75" type="#_x0000_t75" style="height:15pt;width:10pt;" o:ole="t" filled="f" o:preferrelative="t" stroked="f" coordsize="21600,21600">
+            <v:path/>
             <v:fill on="f" focussize="0,0"/>
             <v:stroke on="f"/>
             <v:imagedata r:id="rId37" o:title=""/>
@@ -610,7 +622,7 @@
           <w:lang w:val="en-US" w:eastAsia="zh-CN" w:bidi="ar"/>
         </w:rPr>
         <w:object>
-          <v:shape id="_x0000_i1060" o:spt="75" alt="" type="#_x0000_t75" style="height:34pt;width:94pt;" o:ole="t" filled="f" o:preferrelative="t" stroked="f" coordsize="21600,21600">
+          <v:shape id="_x0000_i1042" o:spt="75" type="#_x0000_t75" style="height:34pt;width:94pt;" o:ole="t" filled="f" o:preferrelative="t" stroked="f" coordsize="21600,21600">
             <v:path/>
             <v:fill on="f" focussize="0,0"/>
             <v:stroke on="f"/>
@@ -619,7 +631,7 @@
             <w10:wrap type="none"/>
             <w10:anchorlock/>
           </v:shape>
-          <o:OLEObject Type="Embed" ProgID="Equation.KSEE3" ShapeID="_x0000_i1060" DrawAspect="Content" ObjectID="_1468075742" r:id="rId38">
+          <o:OLEObject Type="Embed" ProgID="Equation.KSEE3" ShapeID="_x0000_i1042" DrawAspect="Content" ObjectID="_1468075742" r:id="rId38">
             <o:LockedField>false</o:LockedField>
           </o:OLEObject>
         </w:object>
@@ -652,6 +664,7 @@
         </w:rPr>
         <w:object>
           <v:shape id="_x0000_i1043" o:spt="75" type="#_x0000_t75" style="height:15pt;width:10pt;" o:ole="t" filled="f" o:preferrelative="t" stroked="f" coordsize="21600,21600">
+            <v:path/>
             <v:fill on="f" focussize="0,0"/>
             <v:stroke on="f"/>
             <v:imagedata r:id="rId41" o:title=""/>
@@ -688,6 +701,7 @@
         </w:rPr>
         <w:object>
           <v:shape id="_x0000_i1044" o:spt="75" type="#_x0000_t75" style="height:38pt;width:148pt;" o:ole="t" filled="f" o:preferrelative="t" stroked="f" coordsize="21600,21600">
+            <v:path/>
             <v:fill on="f" focussize="0,0"/>
             <v:stroke on="f"/>
             <v:imagedata r:id="rId43" o:title=""/>
@@ -727,7 +741,8 @@
           <w:position w:val="-14"/>
         </w:rPr>
         <w:object>
-          <v:shape id="_x0000_i1047" o:spt="75" type="#_x0000_t75" style="height:19pt;width:16pt;" o:ole="t" filled="f" o:preferrelative="t" stroked="f" coordsize="21600,21600">
+          <v:shape id="_x0000_i1045" o:spt="75" type="#_x0000_t75" style="height:19pt;width:16pt;" o:ole="t" filled="f" o:preferrelative="t" stroked="f" coordsize="21600,21600">
+            <v:path/>
             <v:fill on="f" focussize="0,0"/>
             <v:stroke on="f"/>
             <v:imagedata r:id="rId45" o:title=""/>
@@ -735,7 +750,7 @@
             <w10:wrap type="none"/>
             <w10:anchorlock/>
           </v:shape>
-          <o:OLEObject Type="Embed" ProgID="Equation.KSEE3" ShapeID="_x0000_i1047" DrawAspect="Content" ObjectID="_1468075745" r:id="rId44">
+          <o:OLEObject Type="Embed" ProgID="Equation.KSEE3" ShapeID="_x0000_i1045" DrawAspect="Content" ObjectID="_1468075745" r:id="rId44">
             <o:LockedField>false</o:LockedField>
           </o:OLEObject>
         </w:object>
@@ -789,7 +804,8 @@
           <w:position w:val="-4"/>
         </w:rPr>
         <w:object>
-          <v:shape id="_x0000_i1048" o:spt="75" type="#_x0000_t75" style="height:13pt;width:13.95pt;" o:ole="t" filled="f" o:preferrelative="t" stroked="f" coordsize="21600,21600">
+          <v:shape id="_x0000_i1047" o:spt="75" type="#_x0000_t75" style="height:13pt;width:13.95pt;" o:ole="t" filled="f" o:preferrelative="t" stroked="f" coordsize="21600,21600">
+            <v:path/>
             <v:fill on="f" focussize="0,0"/>
             <v:stroke on="f"/>
             <v:imagedata r:id="rId49" o:title=""/>
@@ -797,7 +813,7 @@
             <w10:wrap type="none"/>
             <w10:anchorlock/>
           </v:shape>
-          <o:OLEObject Type="Embed" ProgID="Equation.KSEE3" ShapeID="_x0000_i1048" DrawAspect="Content" ObjectID="_1468075747" r:id="rId48">
+          <o:OLEObject Type="Embed" ProgID="Equation.KSEE3" ShapeID="_x0000_i1047" DrawAspect="Content" ObjectID="_1468075747" r:id="rId48">
             <o:LockedField>false</o:LockedField>
           </o:OLEObject>
         </w:object>
@@ -810,7 +826,8 @@
           <w:position w:val="-10"/>
         </w:rPr>
         <w:object>
-          <v:shape id="_x0000_i1049" o:spt="75" type="#_x0000_t75" style="height:15pt;width:10pt;" o:ole="t" filled="f" o:preferrelative="t" stroked="f" coordsize="21600,21600">
+          <v:shape id="_x0000_i1048" o:spt="75" type="#_x0000_t75" style="height:15pt;width:10pt;" o:ole="t" filled="f" o:preferrelative="t" stroked="f" coordsize="21600,21600">
+            <v:path/>
             <v:fill on="f" focussize="0,0"/>
             <v:stroke on="f"/>
             <v:imagedata r:id="rId51" o:title=""/>
@@ -818,7 +835,7 @@
             <w10:wrap type="none"/>
             <w10:anchorlock/>
           </v:shape>
-          <o:OLEObject Type="Embed" ProgID="Equation.KSEE3" ShapeID="_x0000_i1049" DrawAspect="Content" ObjectID="_1468075748" r:id="rId50">
+          <o:OLEObject Type="Embed" ProgID="Equation.KSEE3" ShapeID="_x0000_i1048" DrawAspect="Content" ObjectID="_1468075748" r:id="rId50">
             <o:LockedField>false</o:LockedField>
           </o:OLEObject>
         </w:object>
@@ -831,7 +848,7 @@
           <w:position w:val="-14"/>
         </w:rPr>
         <w:object>
-          <v:shape id="_x0000_i1052" o:spt="75" alt="" type="#_x0000_t75" style="height:19pt;width:13pt;" o:ole="t" filled="f" o:preferrelative="t" stroked="f" coordsize="21600,21600">
+          <v:shape id="_x0000_i1049" o:spt="75" type="#_x0000_t75" style="height:19pt;width:13pt;" o:ole="t" filled="f" o:preferrelative="t" stroked="f" coordsize="21600,21600">
             <v:path/>
             <v:fill on="f" focussize="0,0"/>
             <v:stroke on="f"/>
@@ -840,7 +857,7 @@
             <w10:wrap type="none"/>
             <w10:anchorlock/>
           </v:shape>
-          <o:OLEObject Type="Embed" ProgID="Equation.KSEE3" ShapeID="_x0000_i1052" DrawAspect="Content" ObjectID="_1468075749" r:id="rId52">
+          <o:OLEObject Type="Embed" ProgID="Equation.KSEE3" ShapeID="_x0000_i1049" DrawAspect="Content" ObjectID="_1468075749" r:id="rId52">
             <o:LockedField>false</o:LockedField>
           </o:OLEObject>
         </w:object>
@@ -853,7 +870,7 @@
           <w:position w:val="-14"/>
         </w:rPr>
         <w:object>
-          <v:shape id="_x0000_i1053" o:spt="75" alt="" type="#_x0000_t75" style="height:19pt;width:15pt;" o:ole="t" filled="f" o:preferrelative="t" stroked="f" coordsize="21600,21600">
+          <v:shape id="_x0000_i1050" o:spt="75" type="#_x0000_t75" style="height:19pt;width:15pt;" o:ole="t" filled="f" o:preferrelative="t" stroked="f" coordsize="21600,21600">
             <v:path/>
             <v:fill on="f" focussize="0,0"/>
             <v:stroke on="f"/>
@@ -862,7 +879,7 @@
             <w10:wrap type="none"/>
             <w10:anchorlock/>
           </v:shape>
-          <o:OLEObject Type="Embed" ProgID="Equation.KSEE3" ShapeID="_x0000_i1053" DrawAspect="Content" ObjectID="_1468075750" r:id="rId54">
+          <o:OLEObject Type="Embed" ProgID="Equation.KSEE3" ShapeID="_x0000_i1050" DrawAspect="Content" ObjectID="_1468075750" r:id="rId54">
             <o:LockedField>false</o:LockedField>
           </o:OLEObject>
         </w:object>
@@ -885,7 +902,7 @@
           <w:position w:val="-14"/>
         </w:rPr>
         <w:object>
-          <v:shape id="_x0000_i1051" o:spt="75" alt="" type="#_x0000_t75" style="height:19pt;width:46pt;" o:ole="t" filled="f" o:preferrelative="t" stroked="f" coordsize="21600,21600">
+          <v:shape id="_x0000_i1051" o:spt="75" type="#_x0000_t75" style="height:19pt;width:46pt;" o:ole="t" filled="f" o:preferrelative="t" stroked="f" coordsize="21600,21600">
             <v:path/>
             <v:fill on="f" focussize="0,0"/>
             <v:stroke on="f"/>
@@ -926,7 +943,7 @@
           <w:position w:val="-14"/>
         </w:rPr>
         <w:object>
-          <v:shape id="_x0000_i1054" o:spt="75" alt="" type="#_x0000_t75" style="height:21pt;width:123pt;" o:ole="t" filled="f" o:preferrelative="t" stroked="f" coordsize="21600,21600">
+          <v:shape id="_x0000_i1052" o:spt="75" type="#_x0000_t75" style="height:21pt;width:123pt;" o:ole="t" filled="f" o:preferrelative="t" stroked="f" coordsize="21600,21600">
             <v:path/>
             <v:fill on="f" focussize="0,0"/>
             <v:stroke on="f"/>
@@ -935,7 +952,7 @@
             <w10:wrap type="none"/>
             <w10:anchorlock/>
           </v:shape>
-          <o:OLEObject Type="Embed" ProgID="Equation.KSEE3" ShapeID="_x0000_i1054" DrawAspect="Content" ObjectID="_1468075752" r:id="rId58">
+          <o:OLEObject Type="Embed" ProgID="Equation.KSEE3" ShapeID="_x0000_i1052" DrawAspect="Content" ObjectID="_1468075752" r:id="rId58">
             <o:LockedField>false</o:LockedField>
           </o:OLEObject>
         </w:object>
@@ -973,7 +990,8 @@
           <w:lang w:eastAsia="zh-CN"/>
         </w:rPr>
         <w:object>
-          <v:shape id="_x0000_i1055" o:spt="75" type="#_x0000_t75" style="height:26pt;width:94pt;" o:ole="t" filled="f" o:preferrelative="t" stroked="f" coordsize="21600,21600">
+          <v:shape id="_x0000_i1053" o:spt="75" type="#_x0000_t75" style="height:26pt;width:94pt;" o:ole="t" filled="f" o:preferrelative="t" stroked="f" coordsize="21600,21600">
+            <v:path/>
             <v:fill on="f" focussize="0,0"/>
             <v:stroke on="f"/>
             <v:imagedata r:id="rId61" o:title=""/>
@@ -981,7 +999,7 @@
             <w10:wrap type="none"/>
             <w10:anchorlock/>
           </v:shape>
-          <o:OLEObject Type="Embed" ProgID="Equation.KSEE3" ShapeID="_x0000_i1055" DrawAspect="Content" ObjectID="_1468075753" r:id="rId60">
+          <o:OLEObject Type="Embed" ProgID="Equation.KSEE3" ShapeID="_x0000_i1053" DrawAspect="Content" ObjectID="_1468075753" r:id="rId60">
             <o:LockedField>false</o:LockedField>
           </o:OLEObject>
         </w:object>
@@ -1003,7 +1021,8 @@
           <w:position w:val="-10"/>
         </w:rPr>
         <w:object>
-          <v:shape id="_x0000_i1056" o:spt="75" type="#_x0000_t75" style="height:16pt;width:55pt;" o:ole="t" filled="f" o:preferrelative="t" stroked="f" coordsize="21600,21600">
+          <v:shape id="_x0000_i1054" o:spt="75" type="#_x0000_t75" style="height:16pt;width:55pt;" o:ole="t" filled="f" o:preferrelative="t" stroked="f" coordsize="21600,21600">
+            <v:path/>
             <v:fill on="f" focussize="0,0"/>
             <v:stroke on="f"/>
             <v:imagedata r:id="rId63" o:title=""/>
@@ -1011,7 +1030,7 @@
             <w10:wrap type="none"/>
             <w10:anchorlock/>
           </v:shape>
-          <o:OLEObject Type="Embed" ProgID="Equation.KSEE3" ShapeID="_x0000_i1056" DrawAspect="Content" ObjectID="_1468075754" r:id="rId62">
+          <o:OLEObject Type="Embed" ProgID="Equation.KSEE3" ShapeID="_x0000_i1054" DrawAspect="Content" ObjectID="_1468075754" r:id="rId62">
             <o:LockedField>false</o:LockedField>
           </o:OLEObject>
         </w:object>
@@ -1129,7 +1148,8 @@
           <w:lang w:val="en-US" w:eastAsia="zh-CN" w:bidi="ar"/>
         </w:rPr>
         <w:object>
-          <v:shape id="_x0000_i1068" o:spt="75" type="#_x0000_t75" style="height:74pt;width:137pt;" o:ole="t" filled="f" o:preferrelative="t" stroked="f" coordsize="21600,21600">
+          <v:shape id="_x0000_i1055" o:spt="75" type="#_x0000_t75" style="height:74pt;width:137pt;" o:ole="t" filled="f" o:preferrelative="t" stroked="f" coordsize="21600,21600">
+            <v:path/>
             <v:fill on="f" focussize="0,0"/>
             <v:stroke on="f"/>
             <v:imagedata r:id="rId65" o:title=""/>
@@ -1137,7 +1157,7 @@
             <w10:wrap type="none"/>
             <w10:anchorlock/>
           </v:shape>
-          <o:OLEObject Type="Embed" ProgID="Equation.KSEE3" ShapeID="_x0000_i1068" DrawAspect="Content" ObjectID="_1468075755" r:id="rId64">
+          <o:OLEObject Type="Embed" ProgID="Equation.KSEE3" ShapeID="_x0000_i1055" DrawAspect="Content" ObjectID="_1468075755" r:id="rId64">
             <o:LockedField>false</o:LockedField>
           </o:OLEObject>
         </w:object>
@@ -1169,7 +1189,8 @@
           <w:position w:val="-4"/>
         </w:rPr>
         <w:object>
-          <v:shape id="_x0000_i1069" o:spt="75" type="#_x0000_t75" style="height:13pt;width:12pt;" o:ole="t" filled="f" o:preferrelative="t" stroked="f" coordsize="21600,21600">
+          <v:shape id="_x0000_i1056" o:spt="75" type="#_x0000_t75" style="height:13pt;width:12pt;" o:ole="t" filled="f" o:preferrelative="t" stroked="f" coordsize="21600,21600">
+            <v:path/>
             <v:fill on="f" focussize="0,0"/>
             <v:stroke on="f"/>
             <v:imagedata r:id="rId67" o:title=""/>
@@ -1177,7 +1198,7 @@
             <w10:wrap type="none"/>
             <w10:anchorlock/>
           </v:shape>
-          <o:OLEObject Type="Embed" ProgID="Equation.KSEE3" ShapeID="_x0000_i1069" DrawAspect="Content" ObjectID="_1468075756" r:id="rId66">
+          <o:OLEObject Type="Embed" ProgID="Equation.KSEE3" ShapeID="_x0000_i1056" DrawAspect="Content" ObjectID="_1468075756" r:id="rId66">
             <o:LockedField>false</o:LockedField>
           </o:OLEObject>
         </w:object>
@@ -1190,7 +1211,8 @@
           <w:position w:val="-4"/>
         </w:rPr>
         <w:object>
-          <v:shape id="_x0000_i1070" o:spt="75" type="#_x0000_t75" style="height:13pt;width:12pt;" o:ole="t" filled="f" o:preferrelative="t" stroked="f" coordsize="21600,21600">
+          <v:shape id="_x0000_i1057" o:spt="75" type="#_x0000_t75" style="height:13pt;width:12pt;" o:ole="t" filled="f" o:preferrelative="t" stroked="f" coordsize="21600,21600">
+            <v:path/>
             <v:fill on="f" focussize="0,0"/>
             <v:stroke on="f"/>
             <v:imagedata r:id="rId69" o:title=""/>
@@ -1198,7 +1220,7 @@
             <w10:wrap type="none"/>
             <w10:anchorlock/>
           </v:shape>
-          <o:OLEObject Type="Embed" ProgID="Equation.KSEE3" ShapeID="_x0000_i1070" DrawAspect="Content" ObjectID="_1468075757" r:id="rId68">
+          <o:OLEObject Type="Embed" ProgID="Equation.KSEE3" ShapeID="_x0000_i1057" DrawAspect="Content" ObjectID="_1468075757" r:id="rId68">
             <o:LockedField>false</o:LockedField>
           </o:OLEObject>
         </w:object>
@@ -1211,7 +1233,8 @@
           <w:position w:val="-6"/>
         </w:rPr>
         <w:object>
-          <v:shape id="_x0000_i1071" o:spt="75" type="#_x0000_t75" style="height:13.95pt;width:30pt;" o:ole="t" filled="f" o:preferrelative="t" stroked="f" coordsize="21600,21600">
+          <v:shape id="_x0000_i1058" o:spt="75" type="#_x0000_t75" style="height:13.95pt;width:30pt;" o:ole="t" filled="f" o:preferrelative="t" stroked="f" coordsize="21600,21600">
+            <v:path/>
             <v:fill on="f" focussize="0,0"/>
             <v:stroke on="f"/>
             <v:imagedata r:id="rId71" o:title=""/>
@@ -1219,7 +1242,7 @@
             <w10:wrap type="none"/>
             <w10:anchorlock/>
           </v:shape>
-          <o:OLEObject Type="Embed" ProgID="Equation.KSEE3" ShapeID="_x0000_i1071" DrawAspect="Content" ObjectID="_1468075758" r:id="rId70">
+          <o:OLEObject Type="Embed" ProgID="Equation.KSEE3" ShapeID="_x0000_i1058" DrawAspect="Content" ObjectID="_1468075758" r:id="rId70">
             <o:LockedField>false</o:LockedField>
           </o:OLEObject>
         </w:object>
@@ -1259,7 +1282,7 @@
           <w:lang w:val="en-US" w:eastAsia="zh-CN" w:bidi="ar"/>
         </w:rPr>
         <w:object>
-          <v:shape id="_x0000_i1072" o:spt="75" alt="" type="#_x0000_t75" style="height:74pt;width:141pt;" o:ole="t" filled="f" o:preferrelative="t" stroked="f" coordsize="21600,21600">
+          <v:shape id="_x0000_i1059" o:spt="75" type="#_x0000_t75" style="height:74pt;width:141pt;" o:ole="t" filled="f" o:preferrelative="t" stroked="f" coordsize="21600,21600">
             <v:path/>
             <v:fill on="f" focussize="0,0"/>
             <v:stroke on="f"/>
@@ -1268,7 +1291,7 @@
             <w10:wrap type="none"/>
             <w10:anchorlock/>
           </v:shape>
-          <o:OLEObject Type="Embed" ProgID="Equation.KSEE3" ShapeID="_x0000_i1072" DrawAspect="Content" ObjectID="_1468075759" r:id="rId72">
+          <o:OLEObject Type="Embed" ProgID="Equation.KSEE3" ShapeID="_x0000_i1059" DrawAspect="Content" ObjectID="_1468075759" r:id="rId72">
             <o:LockedField>false</o:LockedField>
           </o:OLEObject>
         </w:object>
@@ -1290,7 +1313,8 @@
           <w:position w:val="-4"/>
         </w:rPr>
         <w:object>
-          <v:shape id="_x0000_i1073" o:spt="75" type="#_x0000_t75" style="height:13pt;width:13pt;" o:ole="t" filled="f" o:preferrelative="t" stroked="f" coordsize="21600,21600">
+          <v:shape id="_x0000_i1060" o:spt="75" type="#_x0000_t75" style="height:13pt;width:13pt;" o:ole="t" filled="f" o:preferrelative="t" stroked="f" coordsize="21600,21600">
+            <v:path/>
             <v:fill on="f" focussize="0,0"/>
             <v:stroke on="f"/>
             <v:imagedata r:id="rId75" o:title=""/>
@@ -1298,7 +1322,7 @@
             <w10:wrap type="none"/>
             <w10:anchorlock/>
           </v:shape>
-          <o:OLEObject Type="Embed" ProgID="Equation.KSEE3" ShapeID="_x0000_i1073" DrawAspect="Content" ObjectID="_1468075760" r:id="rId74">
+          <o:OLEObject Type="Embed" ProgID="Equation.KSEE3" ShapeID="_x0000_i1060" DrawAspect="Content" ObjectID="_1468075760" r:id="rId74">
             <o:LockedField>false</o:LockedField>
           </o:OLEObject>
         </w:object>
@@ -1311,7 +1335,8 @@
           <w:position w:val="-4"/>
         </w:rPr>
         <w:object>
-          <v:shape id="_x0000_i1074" o:spt="75" type="#_x0000_t75" style="height:13pt;width:13pt;" o:ole="t" filled="f" o:preferrelative="t" stroked="f" coordsize="21600,21600">
+          <v:shape id="_x0000_i1061" o:spt="75" type="#_x0000_t75" style="height:13pt;width:13pt;" o:ole="t" filled="f" o:preferrelative="t" stroked="f" coordsize="21600,21600">
+            <v:path/>
             <v:fill on="f" focussize="0,0"/>
             <v:stroke on="f"/>
             <v:imagedata r:id="rId77" o:title=""/>
@@ -1319,7 +1344,7 @@
             <w10:wrap type="none"/>
             <w10:anchorlock/>
           </v:shape>
-          <o:OLEObject Type="Embed" ProgID="Equation.KSEE3" ShapeID="_x0000_i1074" DrawAspect="Content" ObjectID="_1468075761" r:id="rId76">
+          <o:OLEObject Type="Embed" ProgID="Equation.KSEE3" ShapeID="_x0000_i1061" DrawAspect="Content" ObjectID="_1468075761" r:id="rId76">
             <o:LockedField>false</o:LockedField>
           </o:OLEObject>
         </w:object>
@@ -1371,7 +1396,8 @@
           <w:lang w:val="en-US" w:eastAsia="zh-CN" w:bidi="ar"/>
         </w:rPr>
         <w:object>
-          <v:shape id="_x0000_i1075" o:spt="75" type="#_x0000_t75" style="height:74pt;width:154pt;" o:ole="t" filled="f" o:preferrelative="t" stroked="f" coordsize="21600,21600">
+          <v:shape id="_x0000_i1062" o:spt="75" type="#_x0000_t75" style="height:74pt;width:154pt;" o:ole="t" filled="f" o:preferrelative="t" stroked="f" coordsize="21600,21600">
+            <v:path/>
             <v:fill on="f" focussize="0,0"/>
             <v:stroke on="f"/>
             <v:imagedata r:id="rId79" o:title=""/>
@@ -1379,7 +1405,7 @@
             <w10:wrap type="none"/>
             <w10:anchorlock/>
           </v:shape>
-          <o:OLEObject Type="Embed" ProgID="Equation.KSEE3" ShapeID="_x0000_i1075" DrawAspect="Content" ObjectID="_1468075762" r:id="rId78">
+          <o:OLEObject Type="Embed" ProgID="Equation.KSEE3" ShapeID="_x0000_i1062" DrawAspect="Content" ObjectID="_1468075762" r:id="rId78">
             <o:LockedField>false</o:LockedField>
           </o:OLEObject>
         </w:object>
@@ -1411,7 +1437,8 @@
           <w:position w:val="-4"/>
         </w:rPr>
         <w:object>
-          <v:shape id="_x0000_i1076" o:spt="75" type="#_x0000_t75" style="height:13pt;width:13.95pt;" o:ole="t" filled="f" o:preferrelative="t" stroked="f" coordsize="21600,21600">
+          <v:shape id="_x0000_i1063" o:spt="75" type="#_x0000_t75" style="height:13pt;width:13.95pt;" o:ole="t" filled="f" o:preferrelative="t" stroked="f" coordsize="21600,21600">
+            <v:path/>
             <v:fill on="f" focussize="0,0"/>
             <v:stroke on="f"/>
             <v:imagedata r:id="rId81" o:title=""/>
@@ -1419,7 +1446,7 @@
             <w10:wrap type="none"/>
             <w10:anchorlock/>
           </v:shape>
-          <o:OLEObject Type="Embed" ProgID="Equation.KSEE3" ShapeID="_x0000_i1076" DrawAspect="Content" ObjectID="_1468075763" r:id="rId80">
+          <o:OLEObject Type="Embed" ProgID="Equation.KSEE3" ShapeID="_x0000_i1063" DrawAspect="Content" ObjectID="_1468075763" r:id="rId80">
             <o:LockedField>false</o:LockedField>
           </o:OLEObject>
         </w:object>
@@ -1456,7 +1483,8 @@
           <w:position w:val="-4"/>
         </w:rPr>
         <w:object>
-          <v:shape id="_x0000_i1077" o:spt="75" type="#_x0000_t75" style="height:13pt;width:12pt;" o:ole="t" filled="f" o:preferrelative="t" stroked="f" coordsize="21600,21600">
+          <v:shape id="_x0000_i1064" o:spt="75" type="#_x0000_t75" style="height:13pt;width:12pt;" o:ole="t" filled="f" o:preferrelative="t" stroked="f" coordsize="21600,21600">
+            <v:path/>
             <v:fill on="f" focussize="0,0"/>
             <v:stroke on="f"/>
             <v:imagedata r:id="rId83" o:title=""/>
@@ -1464,7 +1492,7 @@
             <w10:wrap type="none"/>
             <w10:anchorlock/>
           </v:shape>
-          <o:OLEObject Type="Embed" ProgID="Equation.KSEE3" ShapeID="_x0000_i1077" DrawAspect="Content" ObjectID="_1468075764" r:id="rId82">
+          <o:OLEObject Type="Embed" ProgID="Equation.KSEE3" ShapeID="_x0000_i1064" DrawAspect="Content" ObjectID="_1468075764" r:id="rId82">
             <o:LockedField>false</o:LockedField>
           </o:OLEObject>
         </w:object>
@@ -1477,7 +1505,8 @@
           <w:position w:val="-4"/>
         </w:rPr>
         <w:object>
-          <v:shape id="_x0000_i1078" o:spt="75" type="#_x0000_t75" style="height:13pt;width:12pt;" o:ole="t" filled="f" o:preferrelative="t" stroked="f" coordsize="21600,21600">
+          <v:shape id="_x0000_i1065" o:spt="75" type="#_x0000_t75" style="height:13pt;width:12pt;" o:ole="t" filled="f" o:preferrelative="t" stroked="f" coordsize="21600,21600">
+            <v:path/>
             <v:fill on="f" focussize="0,0"/>
             <v:stroke on="f"/>
             <v:imagedata r:id="rId85" o:title=""/>
@@ -1485,7 +1514,7 @@
             <w10:wrap type="none"/>
             <w10:anchorlock/>
           </v:shape>
-          <o:OLEObject Type="Embed" ProgID="Equation.KSEE3" ShapeID="_x0000_i1078" DrawAspect="Content" ObjectID="_1468075765" r:id="rId84">
+          <o:OLEObject Type="Embed" ProgID="Equation.KSEE3" ShapeID="_x0000_i1065" DrawAspect="Content" ObjectID="_1468075765" r:id="rId84">
             <o:LockedField>false</o:LockedField>
           </o:OLEObject>
         </w:object>
@@ -1498,7 +1527,8 @@
           <w:position w:val="-6"/>
         </w:rPr>
         <w:object>
-          <v:shape id="_x0000_i1079" o:spt="75" type="#_x0000_t75" style="height:13.95pt;width:24.95pt;" o:ole="t" filled="f" o:preferrelative="t" stroked="f" coordsize="21600,21600">
+          <v:shape id="_x0000_i1066" o:spt="75" type="#_x0000_t75" style="height:13.95pt;width:24.95pt;" o:ole="t" filled="f" o:preferrelative="t" stroked="f" coordsize="21600,21600">
+            <v:path/>
             <v:fill on="f" focussize="0,0"/>
             <v:stroke on="f"/>
             <v:imagedata r:id="rId87" o:title=""/>
@@ -1506,7 +1536,7 @@
             <w10:wrap type="none"/>
             <w10:anchorlock/>
           </v:shape>
-          <o:OLEObject Type="Embed" ProgID="Equation.KSEE3" ShapeID="_x0000_i1079" DrawAspect="Content" ObjectID="_1468075766" r:id="rId86">
+          <o:OLEObject Type="Embed" ProgID="Equation.KSEE3" ShapeID="_x0000_i1066" DrawAspect="Content" ObjectID="_1468075766" r:id="rId86">
             <o:LockedField>false</o:LockedField>
           </o:OLEObject>
         </w:object>
@@ -1519,7 +1549,8 @@
           <w:position w:val="-4"/>
         </w:rPr>
         <w:object>
-          <v:shape id="_x0000_i1080" o:spt="75" type="#_x0000_t75" style="height:13pt;width:12pt;" o:ole="t" filled="f" o:preferrelative="t" stroked="f" coordsize="21600,21600">
+          <v:shape id="_x0000_i1067" o:spt="75" type="#_x0000_t75" style="height:13pt;width:12pt;" o:ole="t" filled="f" o:preferrelative="t" stroked="f" coordsize="21600,21600">
+            <v:path/>
             <v:fill on="f" focussize="0,0"/>
             <v:stroke on="f"/>
             <v:imagedata r:id="rId89" o:title=""/>
@@ -1527,7 +1558,7 @@
             <w10:wrap type="none"/>
             <w10:anchorlock/>
           </v:shape>
-          <o:OLEObject Type="Embed" ProgID="Equation.KSEE3" ShapeID="_x0000_i1080" DrawAspect="Content" ObjectID="_1468075767" r:id="rId88">
+          <o:OLEObject Type="Embed" ProgID="Equation.KSEE3" ShapeID="_x0000_i1067" DrawAspect="Content" ObjectID="_1468075767" r:id="rId88">
             <o:LockedField>false</o:LockedField>
           </o:OLEObject>
         </w:object>
@@ -1540,7 +1571,8 @@
           <w:position w:val="-10"/>
         </w:rPr>
         <w:object>
-          <v:shape id="_x0000_i1081" o:spt="75" type="#_x0000_t75" style="height:17pt;width:12pt;" o:ole="t" filled="f" o:preferrelative="t" stroked="f" coordsize="21600,21600">
+          <v:shape id="_x0000_i1068" o:spt="75" type="#_x0000_t75" style="height:17pt;width:12pt;" o:ole="t" filled="f" o:preferrelative="t" stroked="f" coordsize="21600,21600">
+            <v:path/>
             <v:fill on="f" focussize="0,0"/>
             <v:stroke on="f"/>
             <v:imagedata r:id="rId91" o:title=""/>
@@ -1548,7 +1580,7 @@
             <w10:wrap type="none"/>
             <w10:anchorlock/>
           </v:shape>
-          <o:OLEObject Type="Embed" ProgID="Equation.KSEE3" ShapeID="_x0000_i1081" DrawAspect="Content" ObjectID="_1468075768" r:id="rId90">
+          <o:OLEObject Type="Embed" ProgID="Equation.KSEE3" ShapeID="_x0000_i1068" DrawAspect="Content" ObjectID="_1468075768" r:id="rId90">
             <o:LockedField>false</o:LockedField>
           </o:OLEObject>
         </w:object>
@@ -1561,7 +1593,8 @@
           <w:position w:val="-12"/>
         </w:rPr>
         <w:object>
-          <v:shape id="_x0000_i1082" o:spt="75" type="#_x0000_t75" style="height:18pt;width:13pt;" o:ole="t" filled="f" o:preferrelative="t" stroked="f" coordsize="21600,21600">
+          <v:shape id="_x0000_i1069" o:spt="75" type="#_x0000_t75" style="height:18pt;width:13pt;" o:ole="t" filled="f" o:preferrelative="t" stroked="f" coordsize="21600,21600">
+            <v:path/>
             <v:fill on="f" focussize="0,0"/>
             <v:stroke on="f"/>
             <v:imagedata r:id="rId93" o:title=""/>
@@ -1569,7 +1602,7 @@
             <w10:wrap type="none"/>
             <w10:anchorlock/>
           </v:shape>
-          <o:OLEObject Type="Embed" ProgID="Equation.KSEE3" ShapeID="_x0000_i1082" DrawAspect="Content" ObjectID="_1468075769" r:id="rId92">
+          <o:OLEObject Type="Embed" ProgID="Equation.KSEE3" ShapeID="_x0000_i1069" DrawAspect="Content" ObjectID="_1468075769" r:id="rId92">
             <o:LockedField>false</o:LockedField>
           </o:OLEObject>
         </w:object>
@@ -1610,7 +1643,8 @@
           <w:lang w:eastAsia="zh-CN"/>
         </w:rPr>
         <w:object>
-          <v:shape id="_x0000_i1083" o:spt="75" type="#_x0000_t75" style="height:18pt;width:92pt;" o:ole="t" filled="f" o:preferrelative="t" stroked="f" coordsize="21600,21600">
+          <v:shape id="_x0000_i1070" o:spt="75" type="#_x0000_t75" style="height:18pt;width:92pt;" o:ole="t" filled="f" o:preferrelative="t" stroked="f" coordsize="21600,21600">
+            <v:path/>
             <v:fill on="f" focussize="0,0"/>
             <v:stroke on="f"/>
             <v:imagedata r:id="rId95" o:title=""/>
@@ -1618,7 +1652,7 @@
             <w10:wrap type="none"/>
             <w10:anchorlock/>
           </v:shape>
-          <o:OLEObject Type="Embed" ProgID="Equation.KSEE3" ShapeID="_x0000_i1083" DrawAspect="Content" ObjectID="_1468075770" r:id="rId94">
+          <o:OLEObject Type="Embed" ProgID="Equation.KSEE3" ShapeID="_x0000_i1070" DrawAspect="Content" ObjectID="_1468075770" r:id="rId94">
             <o:LockedField>false</o:LockedField>
           </o:OLEObject>
         </w:object>
@@ -1656,7 +1690,8 @@
           <w:lang w:eastAsia="zh-CN"/>
         </w:rPr>
         <w:object>
-          <v:shape id="_x0000_i1084" o:spt="75" type="#_x0000_t75" style="height:13.95pt;width:51pt;" o:ole="t" filled="f" o:preferrelative="t" stroked="f" coordsize="21600,21600">
+          <v:shape id="_x0000_i1071" o:spt="75" type="#_x0000_t75" style="height:13.95pt;width:51pt;" o:ole="t" filled="f" o:preferrelative="t" stroked="f" coordsize="21600,21600">
+            <v:path/>
             <v:fill on="f" focussize="0,0"/>
             <v:stroke on="f"/>
             <v:imagedata r:id="rId97" o:title=""/>
@@ -1664,7 +1699,7 @@
             <w10:wrap type="none"/>
             <w10:anchorlock/>
           </v:shape>
-          <o:OLEObject Type="Embed" ProgID="Equation.KSEE3" ShapeID="_x0000_i1084" DrawAspect="Content" ObjectID="_1468075771" r:id="rId96">
+          <o:OLEObject Type="Embed" ProgID="Equation.KSEE3" ShapeID="_x0000_i1071" DrawAspect="Content" ObjectID="_1468075771" r:id="rId96">
             <o:LockedField>false</o:LockedField>
           </o:OLEObject>
         </w:object>
@@ -1686,7 +1721,8 @@
           <w:position w:val="-4"/>
         </w:rPr>
         <w:object>
-          <v:shape id="_x0000_i1085" o:spt="75" type="#_x0000_t75" style="height:13pt;width:41pt;" o:ole="t" filled="f" o:preferrelative="t" stroked="f" coordsize="21600,21600">
+          <v:shape id="_x0000_i1072" o:spt="75" type="#_x0000_t75" style="height:13pt;width:41pt;" o:ole="t" filled="f" o:preferrelative="t" stroked="f" coordsize="21600,21600">
+            <v:path/>
             <v:fill on="f" focussize="0,0"/>
             <v:stroke on="f"/>
             <v:imagedata r:id="rId99" o:title=""/>
@@ -1694,7 +1730,7 @@
             <w10:wrap type="none"/>
             <w10:anchorlock/>
           </v:shape>
-          <o:OLEObject Type="Embed" ProgID="Equation.KSEE3" ShapeID="_x0000_i1085" DrawAspect="Content" ObjectID="_1468075772" r:id="rId98">
+          <o:OLEObject Type="Embed" ProgID="Equation.KSEE3" ShapeID="_x0000_i1072" DrawAspect="Content" ObjectID="_1468075772" r:id="rId98">
             <o:LockedField>false</o:LockedField>
           </o:OLEObject>
         </w:object>
@@ -1731,7 +1767,8 @@
           <w:position w:val="-4"/>
         </w:rPr>
         <w:object>
-          <v:shape id="_x0000_i1086" o:spt="75" type="#_x0000_t75" style="height:13pt;width:12pt;" o:ole="t" filled="f" o:preferrelative="t" stroked="f" coordsize="21600,21600">
+          <v:shape id="_x0000_i1073" o:spt="75" type="#_x0000_t75" style="height:13pt;width:12pt;" o:ole="t" filled="f" o:preferrelative="t" stroked="f" coordsize="21600,21600">
+            <v:path/>
             <v:fill on="f" focussize="0,0"/>
             <v:stroke on="f"/>
             <v:imagedata r:id="rId101" o:title=""/>
@@ -1739,7 +1776,7 @@
             <w10:wrap type="none"/>
             <w10:anchorlock/>
           </v:shape>
-          <o:OLEObject Type="Embed" ProgID="Equation.KSEE3" ShapeID="_x0000_i1086" DrawAspect="Content" ObjectID="_1468075773" r:id="rId100">
+          <o:OLEObject Type="Embed" ProgID="Equation.KSEE3" ShapeID="_x0000_i1073" DrawAspect="Content" ObjectID="_1468075773" r:id="rId100">
             <o:LockedField>false</o:LockedField>
           </o:OLEObject>
         </w:object>
@@ -1752,7 +1789,8 @@
           <w:position w:val="-4"/>
         </w:rPr>
         <w:object>
-          <v:shape id="_x0000_i1087" o:spt="75" type="#_x0000_t75" style="height:13pt;width:13.95pt;" o:ole="t" filled="f" o:preferrelative="t" stroked="f" coordsize="21600,21600">
+          <v:shape id="_x0000_i1074" o:spt="75" type="#_x0000_t75" style="height:13pt;width:13.95pt;" o:ole="t" filled="f" o:preferrelative="t" stroked="f" coordsize="21600,21600">
+            <v:path/>
             <v:fill on="f" focussize="0,0"/>
             <v:stroke on="f"/>
             <v:imagedata r:id="rId103" o:title=""/>
@@ -1760,7 +1798,7 @@
             <w10:wrap type="none"/>
             <w10:anchorlock/>
           </v:shape>
-          <o:OLEObject Type="Embed" ProgID="Equation.KSEE3" ShapeID="_x0000_i1087" DrawAspect="Content" ObjectID="_1468075774" r:id="rId102">
+          <o:OLEObject Type="Embed" ProgID="Equation.KSEE3" ShapeID="_x0000_i1074" DrawAspect="Content" ObjectID="_1468075774" r:id="rId102">
             <o:LockedField>false</o:LockedField>
           </o:OLEObject>
         </w:object>
@@ -1775,7 +1813,7 @@
         <w:keepLines w:val="0"/>
         <w:widowControl/>
         <w:suppressLineNumbers w:val="0"/>
-        <w:ind w:left="2520" w:leftChars="0" w:firstLine="420" w:firstLineChars="0"/>
+        <w:ind w:left="3360" w:leftChars="0" w:firstLine="420" w:firstLineChars="0"/>
         <w:jc w:val="left"/>
       </w:pPr>
       <w:r>
@@ -1788,7 +1826,8 @@
           <w:lang w:val="en-US" w:eastAsia="zh-CN" w:bidi="ar"/>
         </w:rPr>
         <w:object>
-          <v:shape id="_x0000_i1088" o:spt="75" type="#_x0000_t75" style="height:21pt;width:41pt;" o:ole="t" filled="f" o:preferrelative="t" stroked="f" coordsize="21600,21600">
+          <v:shape id="_x0000_i1075" o:spt="75" type="#_x0000_t75" style="height:21pt;width:41pt;" o:ole="t" filled="f" o:preferrelative="t" stroked="f" coordsize="21600,21600">
+            <v:path/>
             <v:fill on="f" focussize="0,0"/>
             <v:stroke on="f"/>
             <v:imagedata r:id="rId105" o:title=""/>
@@ -1796,7 +1835,7 @@
             <w10:wrap type="none"/>
             <w10:anchorlock/>
           </v:shape>
-          <o:OLEObject Type="Embed" ProgID="Equation.KSEE3" ShapeID="_x0000_i1088" DrawAspect="Content" ObjectID="_1468075775" r:id="rId104">
+          <o:OLEObject Type="Embed" ProgID="Equation.KSEE3" ShapeID="_x0000_i1075" DrawAspect="Content" ObjectID="_1468075775" r:id="rId104">
             <o:LockedField>false</o:LockedField>
           </o:OLEObject>
         </w:object>
@@ -1828,7 +1867,8 @@
           <w:position w:val="-4"/>
         </w:rPr>
         <w:object>
-          <v:shape id="_x0000_i1089" o:spt="75" type="#_x0000_t75" style="height:21pt;width:13pt;" o:ole="t" filled="f" o:preferrelative="t" stroked="f" coordsize="21600,21600">
+          <v:shape id="_x0000_i1076" o:spt="75" type="#_x0000_t75" style="height:21pt;width:13pt;" o:ole="t" filled="f" o:preferrelative="t" stroked="f" coordsize="21600,21600">
+            <v:path/>
             <v:fill on="f" focussize="0,0"/>
             <v:stroke on="f"/>
             <v:imagedata r:id="rId107" o:title=""/>
@@ -1836,7 +1876,7 @@
             <w10:wrap type="none"/>
             <w10:anchorlock/>
           </v:shape>
-          <o:OLEObject Type="Embed" ProgID="Equation.KSEE3" ShapeID="_x0000_i1089" DrawAspect="Content" ObjectID="_1468075776" r:id="rId106">
+          <o:OLEObject Type="Embed" ProgID="Equation.KSEE3" ShapeID="_x0000_i1076" DrawAspect="Content" ObjectID="_1468075776" r:id="rId106">
             <o:LockedField>false</o:LockedField>
           </o:OLEObject>
         </w:object>
@@ -1889,7 +1929,8 @@
           <w:lang w:eastAsia="zh-CN"/>
         </w:rPr>
         <w:object>
-          <v:shape id="_x0000_i1090" o:spt="75" type="#_x0000_t75" style="height:21pt;width:53pt;" o:ole="t" filled="f" o:preferrelative="t" stroked="f" coordsize="21600,21600">
+          <v:shape id="_x0000_i1077" o:spt="75" type="#_x0000_t75" style="height:21pt;width:53pt;" o:ole="t" filled="f" o:preferrelative="t" stroked="f" coordsize="21600,21600">
+            <v:path/>
             <v:fill on="f" focussize="0,0"/>
             <v:stroke on="f"/>
             <v:imagedata r:id="rId109" o:title=""/>
@@ -1897,7 +1938,7 @@
             <w10:wrap type="none"/>
             <w10:anchorlock/>
           </v:shape>
-          <o:OLEObject Type="Embed" ProgID="Equation.KSEE3" ShapeID="_x0000_i1090" DrawAspect="Content" ObjectID="_1468075777" r:id="rId108">
+          <o:OLEObject Type="Embed" ProgID="Equation.KSEE3" ShapeID="_x0000_i1077" DrawAspect="Content" ObjectID="_1468075777" r:id="rId108">
             <o:LockedField>false</o:LockedField>
           </o:OLEObject>
         </w:object>
@@ -1919,7 +1960,8 @@
           <w:position w:val="-4"/>
         </w:rPr>
         <w:object>
-          <v:shape id="_x0000_i1091" o:spt="75" type="#_x0000_t75" style="height:13pt;width:12pt;" o:ole="t" filled="f" o:preferrelative="t" stroked="f" coordsize="21600,21600">
+          <v:shape id="_x0000_i1078" o:spt="75" type="#_x0000_t75" style="height:13pt;width:12pt;" o:ole="t" filled="f" o:preferrelative="t" stroked="f" coordsize="21600,21600">
+            <v:path/>
             <v:fill on="f" focussize="0,0"/>
             <v:stroke on="f"/>
             <v:imagedata r:id="rId111" o:title=""/>
@@ -1927,13 +1969,18 @@
             <w10:wrap type="none"/>
             <w10:anchorlock/>
           </v:shape>
-          <o:OLEObject Type="Embed" ProgID="Equation.KSEE3" ShapeID="_x0000_i1091" DrawAspect="Content" ObjectID="_1468075778" r:id="rId110">
-            <o:LockedField>false</o:LockedField>
-          </o:OLEObject>
-        </w:object>
-      </w:r>
-      <w:r>
-        <w:t xml:space="preserve"> 反映了模型预测值与实际值之间的偏差。若残差整体较小且围绕 0 附近波动，则说明模型拟合效果较好。</w:t>
+          <o:OLEObject Type="Embed" ProgID="Equation.KSEE3" ShapeID="_x0000_i1078" DrawAspect="Content" ObjectID="_1468075778" r:id="rId110">
+            <o:LockedField>false</o:LockedField>
+          </o:OLEObject>
+        </w:object>
+      </w:r>
+      <w:r>
+        <w:t xml:space="preserve"> 反映了模型预测</w:t>
+      </w:r>
+      <w:bookmarkStart w:id="0" w:name="_GoBack"/>
+      <w:bookmarkEnd w:id="0"/>
+      <w:r>
+        <w:t>值与实际值之间的偏差。若残差整体较小且围绕 0 附近波动，则说明模型拟合效果较好。</w:t>
       </w:r>
     </w:p>
     <w:p>
@@ -1964,7 +2011,8 @@
           <w:position w:val="-4"/>
         </w:rPr>
         <w:object>
-          <v:shape id="_x0000_i1092" o:spt="75" type="#_x0000_t75" style="height:15pt;width:16pt;" o:ole="t" filled="f" o:preferrelative="t" stroked="f" coordsize="21600,21600">
+          <v:shape id="_x0000_i1079" o:spt="75" type="#_x0000_t75" style="height:15pt;width:16pt;" o:ole="t" filled="f" o:preferrelative="t" stroked="f" coordsize="21600,21600">
+            <v:path/>
             <v:fill on="f" focussize="0,0"/>
             <v:stroke on="f"/>
             <v:imagedata r:id="rId113" o:title=""/>
@@ -1972,7 +2020,7 @@
             <w10:wrap type="none"/>
             <w10:anchorlock/>
           </v:shape>
-          <o:OLEObject Type="Embed" ProgID="Equation.KSEE3" ShapeID="_x0000_i1092" DrawAspect="Content" ObjectID="_1468075779" r:id="rId112">
+          <o:OLEObject Type="Embed" ProgID="Equation.KSEE3" ShapeID="_x0000_i1079" DrawAspect="Content" ObjectID="_1468075779" r:id="rId112">
             <o:LockedField>false</o:LockedField>
           </o:OLEObject>
         </w:object>
@@ -2012,7 +2060,8 @@
           <w:lang w:val="en-US" w:eastAsia="zh-CN" w:bidi="ar"/>
         </w:rPr>
         <w:object>
-          <v:shape id="_x0000_i1093" o:spt="75" type="#_x0000_t75" style="height:40pt;width:139pt;" o:ole="t" filled="f" o:preferrelative="t" stroked="f" coordsize="21600,21600">
+          <v:shape id="_x0000_i1080" o:spt="75" type="#_x0000_t75" style="height:40pt;width:139pt;" o:ole="t" filled="f" o:preferrelative="t" stroked="f" coordsize="21600,21600">
+            <v:path/>
             <v:fill on="f" focussize="0,0"/>
             <v:stroke on="f"/>
             <v:imagedata r:id="rId115" o:title=""/>
@@ -2020,7 +2069,7 @@
             <w10:wrap type="none"/>
             <w10:anchorlock/>
           </v:shape>
-          <o:OLEObject Type="Embed" ProgID="Equation.KSEE3" ShapeID="_x0000_i1093" DrawAspect="Content" ObjectID="_1468075780" r:id="rId114">
+          <o:OLEObject Type="Embed" ProgID="Equation.KSEE3" ShapeID="_x0000_i1080" DrawAspect="Content" ObjectID="_1468075780" r:id="rId114">
             <o:LockedField>false</o:LockedField>
           </o:OLEObject>
         </w:object>
@@ -2068,7 +2117,8 @@
           <w:lang w:eastAsia="zh-CN"/>
         </w:rPr>
         <w:object>
-          <v:shape id="_x0000_i1094" o:spt="75" type="#_x0000_t75" style="height:34pt;width:106pt;" o:ole="t" filled="f" o:preferrelative="t" stroked="f" coordsize="21600,21600">
+          <v:shape id="_x0000_i1081" o:spt="75" type="#_x0000_t75" style="height:34pt;width:106pt;" o:ole="t" filled="f" o:preferrelative="t" stroked="f" coordsize="21600,21600">
+            <v:path/>
             <v:fill on="f" focussize="0,0"/>
             <v:stroke on="f"/>
             <v:imagedata r:id="rId117" o:title=""/>
@@ -2076,7 +2126,7 @@
             <w10:wrap type="none"/>
             <w10:anchorlock/>
           </v:shape>
-          <o:OLEObject Type="Embed" ProgID="Equation.KSEE3" ShapeID="_x0000_i1094" DrawAspect="Content" ObjectID="_1468075781" r:id="rId116">
+          <o:OLEObject Type="Embed" ProgID="Equation.KSEE3" ShapeID="_x0000_i1081" DrawAspect="Content" ObjectID="_1468075781" r:id="rId116">
             <o:LockedField>false</o:LockedField>
           </o:OLEObject>
         </w:object>
@@ -2114,7 +2164,8 @@
           <w:lang w:eastAsia="zh-CN"/>
         </w:rPr>
         <w:object>
-          <v:shape id="_x0000_i1095" o:spt="75" type="#_x0000_t75" style="height:58pt;width:129pt;" o:ole="t" filled="f" o:preferrelative="t" stroked="f" coordsize="21600,21600">
+          <v:shape id="_x0000_i1082" o:spt="75" type="#_x0000_t75" style="height:58pt;width:129pt;" o:ole="t" filled="f" o:preferrelative="t" stroked="f" coordsize="21600,21600">
+            <v:path/>
             <v:fill on="f" focussize="0,0"/>
             <v:stroke on="f"/>
             <v:imagedata r:id="rId119" o:title=""/>
@@ -2122,7 +2173,7 @@
             <w10:wrap type="none"/>
             <w10:anchorlock/>
           </v:shape>
-          <o:OLEObject Type="Embed" ProgID="Equation.KSEE3" ShapeID="_x0000_i1095" DrawAspect="Content" ObjectID="_1468075782" r:id="rId118">
+          <o:OLEObject Type="Embed" ProgID="Equation.KSEE3" ShapeID="_x0000_i1082" DrawAspect="Content" ObjectID="_1468075782" r:id="rId118">
             <o:LockedField>false</o:LockedField>
           </o:OLEObject>
         </w:object>
@@ -2144,7 +2195,8 @@
           <w:position w:val="-14"/>
         </w:rPr>
         <w:object>
-          <v:shape id="_x0000_i1096" o:spt="75" type="#_x0000_t75" style="height:21pt;width:49pt;" o:ole="t" filled="f" o:preferrelative="t" stroked="f" coordsize="21600,21600">
+          <v:shape id="_x0000_i1083" o:spt="75" type="#_x0000_t75" style="height:21pt;width:49pt;" o:ole="t" filled="f" o:preferrelative="t" stroked="f" coordsize="21600,21600">
+            <v:path/>
             <v:fill on="f" focussize="0,0"/>
             <v:stroke on="f"/>
             <v:imagedata r:id="rId121" o:title=""/>
@@ -2152,7 +2204,7 @@
             <w10:wrap type="none"/>
             <w10:anchorlock/>
           </v:shape>
-          <o:OLEObject Type="Embed" ProgID="Equation.KSEE3" ShapeID="_x0000_i1096" DrawAspect="Content" ObjectID="_1468075783" r:id="rId120">
+          <o:OLEObject Type="Embed" ProgID="Equation.KSEE3" ShapeID="_x0000_i1083" DrawAspect="Content" ObjectID="_1468075783" r:id="rId120">
             <o:LockedField>false</o:LockedField>
           </o:OLEObject>
         </w:object>
@@ -2165,7 +2217,8 @@
           <w:position w:val="-10"/>
         </w:rPr>
         <w:object>
-          <v:shape id="_x0000_i1097" o:spt="75" type="#_x0000_t75" style="height:15pt;width:10pt;" o:ole="t" filled="f" o:preferrelative="t" stroked="f" coordsize="21600,21600">
+          <v:shape id="_x0000_i1084" o:spt="75" type="#_x0000_t75" style="height:15pt;width:10pt;" o:ole="t" filled="f" o:preferrelative="t" stroked="f" coordsize="21600,21600">
+            <v:path/>
             <v:fill on="f" focussize="0,0"/>
             <v:stroke on="f"/>
             <v:imagedata r:id="rId123" o:title=""/>
@@ -2173,7 +2226,7 @@
             <w10:wrap type="none"/>
             <w10:anchorlock/>
           </v:shape>
-          <o:OLEObject Type="Embed" ProgID="Equation.KSEE3" ShapeID="_x0000_i1097" DrawAspect="Content" ObjectID="_1468075784" r:id="rId122">
+          <o:OLEObject Type="Embed" ProgID="Equation.KSEE3" ShapeID="_x0000_i1084" DrawAspect="Content" ObjectID="_1468075784" r:id="rId122">
             <o:LockedField>false</o:LockedField>
           </o:OLEObject>
         </w:object>
@@ -2210,7 +2263,8 @@
           <w:position w:val="-4"/>
         </w:rPr>
         <w:object>
-          <v:shape id="_x0000_i1098" o:spt="75" type="#_x0000_t75" style="height:15pt;width:16pt;" o:ole="t" filled="f" o:preferrelative="t" stroked="f" coordsize="21600,21600">
+          <v:shape id="_x0000_i1085" o:spt="75" type="#_x0000_t75" style="height:15pt;width:16pt;" o:ole="t" filled="f" o:preferrelative="t" stroked="f" coordsize="21600,21600">
+            <v:path/>
             <v:fill on="f" focussize="0,0"/>
             <v:stroke on="f"/>
             <v:imagedata r:id="rId125" o:title=""/>
@@ -2218,7 +2272,7 @@
             <w10:wrap type="none"/>
             <w10:anchorlock/>
           </v:shape>
-          <o:OLEObject Type="Embed" ProgID="Equation.KSEE3" ShapeID="_x0000_i1098" DrawAspect="Content" ObjectID="_1468075785" r:id="rId124">
+          <o:OLEObject Type="Embed" ProgID="Equation.KSEE3" ShapeID="_x0000_i1085" DrawAspect="Content" ObjectID="_1468075785" r:id="rId124">
             <o:LockedField>false</o:LockedField>
           </o:OLEObject>
         </w:object>
@@ -2255,7 +2309,8 @@
           <w:position w:val="-4"/>
         </w:rPr>
         <w:object>
-          <v:shape id="_x0000_i1099" o:spt="75" type="#_x0000_t75" style="height:13pt;width:12pt;" o:ole="t" filled="f" o:preferrelative="t" stroked="f" coordsize="21600,21600">
+          <v:shape id="_x0000_i1086" o:spt="75" type="#_x0000_t75" style="height:13pt;width:12pt;" o:ole="t" filled="f" o:preferrelative="t" stroked="f" coordsize="21600,21600">
+            <v:path/>
             <v:fill on="f" focussize="0,0"/>
             <v:stroke on="f"/>
             <v:imagedata r:id="rId127" o:title=""/>
@@ -2263,7 +2318,7 @@
             <w10:wrap type="none"/>
             <w10:anchorlock/>
           </v:shape>
-          <o:OLEObject Type="Embed" ProgID="Equation.KSEE3" ShapeID="_x0000_i1099" DrawAspect="Content" ObjectID="_1468075786" r:id="rId126">
+          <o:OLEObject Type="Embed" ProgID="Equation.KSEE3" ShapeID="_x0000_i1086" DrawAspect="Content" ObjectID="_1468075786" r:id="rId126">
             <o:LockedField>false</o:LockedField>
           </o:OLEObject>
         </w:object>
@@ -2276,7 +2331,8 @@
           <w:position w:val="-4"/>
         </w:rPr>
         <w:object>
-          <v:shape id="_x0000_i1100" o:spt="75" type="#_x0000_t75" style="height:13pt;width:13pt;" o:ole="t" filled="f" o:preferrelative="t" stroked="f" coordsize="21600,21600">
+          <v:shape id="_x0000_i1087" o:spt="75" type="#_x0000_t75" style="height:13pt;width:13pt;" o:ole="t" filled="f" o:preferrelative="t" stroked="f" coordsize="21600,21600">
+            <v:path/>
             <v:fill on="f" focussize="0,0"/>
             <v:stroke on="f"/>
             <v:imagedata r:id="rId129" o:title=""/>
@@ -2284,7 +2340,7 @@
             <w10:wrap type="none"/>
             <w10:anchorlock/>
           </v:shape>
-          <o:OLEObject Type="Embed" ProgID="Equation.KSEE3" ShapeID="_x0000_i1100" DrawAspect="Content" ObjectID="_1468075787" r:id="rId128">
+          <o:OLEObject Type="Embed" ProgID="Equation.KSEE3" ShapeID="_x0000_i1087" DrawAspect="Content" ObjectID="_1468075787" r:id="rId128">
             <o:LockedField>false</o:LockedField>
           </o:OLEObject>
         </w:object>
@@ -2309,7 +2365,8 @@
           <w:position w:val="-10"/>
         </w:rPr>
         <w:object>
-          <v:shape id="_x0000_i1101" o:spt="75" type="#_x0000_t75" style="height:17pt;width:48pt;" o:ole="t" filled="f" o:preferrelative="t" stroked="f" coordsize="21600,21600">
+          <v:shape id="_x0000_i1088" o:spt="75" type="#_x0000_t75" style="height:17pt;width:48pt;" o:ole="t" filled="f" o:preferrelative="t" stroked="f" coordsize="21600,21600">
+            <v:path/>
             <v:fill on="f" focussize="0,0"/>
             <v:stroke on="f"/>
             <v:imagedata r:id="rId131" o:title=""/>
@@ -2317,7 +2374,7 @@
             <w10:wrap type="none"/>
             <w10:anchorlock/>
           </v:shape>
-          <o:OLEObject Type="Embed" ProgID="Equation.KSEE3" ShapeID="_x0000_i1101" DrawAspect="Content" ObjectID="_1468075788" r:id="rId130">
+          <o:OLEObject Type="Embed" ProgID="Equation.KSEE3" ShapeID="_x0000_i1088" DrawAspect="Content" ObjectID="_1468075788" r:id="rId130">
             <o:LockedField>false</o:LockedField>
           </o:OLEObject>
         </w:object>
@@ -2342,7 +2399,8 @@
           <w:position w:val="-6"/>
         </w:rPr>
         <w:object>
-          <v:shape id="_x0000_i1102" o:spt="75" type="#_x0000_t75" style="height:13.95pt;width:51pt;" o:ole="t" filled="f" o:preferrelative="t" stroked="f" coordsize="21600,21600">
+          <v:shape id="_x0000_i1089" o:spt="75" type="#_x0000_t75" style="height:13.95pt;width:51pt;" o:ole="t" filled="f" o:preferrelative="t" stroked="f" coordsize="21600,21600">
+            <v:path/>
             <v:fill on="f" focussize="0,0"/>
             <v:stroke on="f"/>
             <v:imagedata r:id="rId133" o:title=""/>
@@ -2350,7 +2408,7 @@
             <w10:wrap type="none"/>
             <w10:anchorlock/>
           </v:shape>
-          <o:OLEObject Type="Embed" ProgID="Equation.KSEE3" ShapeID="_x0000_i1102" DrawAspect="Content" ObjectID="_1468075789" r:id="rId132">
+          <o:OLEObject Type="Embed" ProgID="Equation.KSEE3" ShapeID="_x0000_i1089" DrawAspect="Content" ObjectID="_1468075789" r:id="rId132">
             <o:LockedField>false</o:LockedField>
           </o:OLEObject>
         </w:object>
@@ -2375,7 +2433,8 @@
           <w:position w:val="-4"/>
         </w:rPr>
         <w:object>
-          <v:shape id="_x0000_i1103" o:spt="75" type="#_x0000_t75" style="height:21pt;width:41pt;" o:ole="t" filled="f" o:preferrelative="t" stroked="f" coordsize="21600,21600">
+          <v:shape id="_x0000_i1090" o:spt="75" type="#_x0000_t75" style="height:21pt;width:41pt;" o:ole="t" filled="f" o:preferrelative="t" stroked="f" coordsize="21600,21600">
+            <v:path/>
             <v:fill on="f" focussize="0,0"/>
             <v:stroke on="f"/>
             <v:imagedata r:id="rId135" o:title=""/>
@@ -2383,7 +2442,7 @@
             <w10:wrap type="none"/>
             <w10:anchorlock/>
           </v:shape>
-          <o:OLEObject Type="Embed" ProgID="Equation.KSEE3" ShapeID="_x0000_i1103" DrawAspect="Content" ObjectID="_1468075790" r:id="rId134">
+          <o:OLEObject Type="Embed" ProgID="Equation.KSEE3" ShapeID="_x0000_i1090" DrawAspect="Content" ObjectID="_1468075790" r:id="rId134">
             <o:LockedField>false</o:LockedField>
           </o:OLEObject>
         </w:object>
@@ -2408,7 +2467,8 @@
           <w:position w:val="-4"/>
         </w:rPr>
         <w:object>
-          <v:shape id="_x0000_i1104" o:spt="75" type="#_x0000_t75" style="height:21pt;width:53pt;" o:ole="t" filled="f" o:preferrelative="t" stroked="f" coordsize="21600,21600">
+          <v:shape id="_x0000_i1091" o:spt="75" type="#_x0000_t75" style="height:21pt;width:53pt;" o:ole="t" filled="f" o:preferrelative="t" stroked="f" coordsize="21600,21600">
+            <v:path/>
             <v:fill on="f" focussize="0,0"/>
             <v:stroke on="f"/>
             <v:imagedata r:id="rId137" o:title=""/>
@@ -2416,7 +2476,7 @@
             <w10:wrap type="none"/>
             <w10:anchorlock/>
           </v:shape>
-          <o:OLEObject Type="Embed" ProgID="Equation.KSEE3" ShapeID="_x0000_i1104" DrawAspect="Content" ObjectID="_1468075791" r:id="rId136">
+          <o:OLEObject Type="Embed" ProgID="Equation.KSEE3" ShapeID="_x0000_i1091" DrawAspect="Content" ObjectID="_1468075791" r:id="rId136">
             <o:LockedField>false</o:LockedField>
           </o:OLEObject>
         </w:object>
@@ -2433,8 +2493,6 @@
         <w:widowControl/>
         <w:suppressLineNumbers w:val="0"/>
       </w:pPr>
-      <w:bookmarkStart w:id="0" w:name="_GoBack"/>
-      <w:bookmarkEnd w:id="0"/>
       <w:r>
         <w:t xml:space="preserve">计算 RMSE、最大绝对误差和 </w:t>
       </w:r>
@@ -2443,7 +2501,8 @@
           <w:position w:val="-4"/>
         </w:rPr>
         <w:object>
-          <v:shape id="_x0000_i1105" o:spt="75" type="#_x0000_t75" style="height:15pt;width:16pt;" o:ole="t" filled="f" o:preferrelative="t" stroked="f" coordsize="21600,21600">
+          <v:shape id="_x0000_i1092" o:spt="75" type="#_x0000_t75" style="height:15pt;width:16pt;" o:ole="t" filled="f" o:preferrelative="t" stroked="f" coordsize="21600,21600">
+            <v:path/>
             <v:fill on="f" focussize="0,0"/>
             <v:stroke on="f"/>
             <v:imagedata r:id="rId139" o:title=""/>
@@ -2451,7 +2510,7 @@
             <w10:wrap type="none"/>
             <w10:anchorlock/>
           </v:shape>
-          <o:OLEObject Type="Embed" ProgID="Equation.KSEE3" ShapeID="_x0000_i1105" DrawAspect="Content" ObjectID="_1468075792" r:id="rId138">
+          <o:OLEObject Type="Embed" ProgID="Equation.KSEE3" ShapeID="_x0000_i1092" DrawAspect="Content" ObjectID="_1468075792" r:id="rId138">
             <o:LockedField>false</o:LockedField>
           </o:OLEObject>
         </w:object>
@@ -2539,7 +2598,8 @@
           <w:lang w:eastAsia="zh-CN"/>
         </w:rPr>
         <w:object>
-          <v:shape id="_x0000_i1057" o:spt="75" type="#_x0000_t75" style="height:54pt;width:229.95pt;" o:ole="t" filled="f" o:preferrelative="t" stroked="f" coordsize="21600,21600">
+          <v:shape id="_x0000_i1093" o:spt="75" type="#_x0000_t75" style="height:54pt;width:229.95pt;" o:ole="t" filled="f" o:preferrelative="t" stroked="f" coordsize="21600,21600">
+            <v:path/>
             <v:fill on="f" focussize="0,0"/>
             <v:stroke on="f"/>
             <v:imagedata r:id="rId141" o:title=""/>
@@ -2547,7 +2607,7 @@
             <w10:wrap type="none"/>
             <w10:anchorlock/>
           </v:shape>
-          <o:OLEObject Type="Embed" ProgID="Equation.KSEE3" ShapeID="_x0000_i1057" DrawAspect="Content" ObjectID="_1468075793" r:id="rId140">
+          <o:OLEObject Type="Embed" ProgID="Equation.KSEE3" ShapeID="_x0000_i1093" DrawAspect="Content" ObjectID="_1468075793" r:id="rId140">
             <o:LockedField>false</o:LockedField>
           </o:OLEObject>
         </w:object>
@@ -2580,7 +2640,7 @@
           <w:lang w:eastAsia="zh-CN"/>
         </w:rPr>
         <w:object>
-          <v:shape id="_x0000_i1059" o:spt="75" alt="" type="#_x0000_t75" style="height:54pt;width:229.95pt;" o:ole="t" filled="f" o:preferrelative="t" stroked="f" coordsize="21600,21600">
+          <v:shape id="_x0000_i1094" o:spt="75" type="#_x0000_t75" style="height:54pt;width:229.95pt;" o:ole="t" filled="f" o:preferrelative="t" stroked="f" coordsize="21600,21600">
             <v:path/>
             <v:fill on="f" focussize="0,0"/>
             <v:stroke on="f"/>
@@ -2589,7 +2649,7 @@
             <w10:wrap type="none"/>
             <w10:anchorlock/>
           </v:shape>
-          <o:OLEObject Type="Embed" ProgID="Equation.KSEE3" ShapeID="_x0000_i1059" DrawAspect="Content" ObjectID="_1468075794" r:id="rId142">
+          <o:OLEObject Type="Embed" ProgID="Equation.KSEE3" ShapeID="_x0000_i1094" DrawAspect="Content" ObjectID="_1468075794" r:id="rId142">
             <o:LockedField>false</o:LockedField>
           </o:OLEObject>
         </w:object>
@@ -2632,7 +2692,7 @@
           <w:lang w:eastAsia="zh-CN"/>
         </w:rPr>
         <w:object>
-          <v:shape id="_x0000_i1061" o:spt="75" alt="" type="#_x0000_t75" style="height:54pt;width:239pt;" o:ole="t" filled="f" o:preferrelative="t" stroked="f" coordsize="21600,21600">
+          <v:shape id="_x0000_i1095" o:spt="75" type="#_x0000_t75" style="height:54pt;width:239pt;" o:ole="t" filled="f" o:preferrelative="t" stroked="f" coordsize="21600,21600">
             <v:path/>
             <v:fill on="f" focussize="0,0"/>
             <v:stroke on="f"/>
@@ -2641,7 +2701,7 @@
             <w10:wrap type="none"/>
             <w10:anchorlock/>
           </v:shape>
-          <o:OLEObject Type="Embed" ProgID="Equation.KSEE3" ShapeID="_x0000_i1061" DrawAspect="Content" ObjectID="_1468075795" r:id="rId144">
+          <o:OLEObject Type="Embed" ProgID="Equation.KSEE3" ShapeID="_x0000_i1095" DrawAspect="Content" ObjectID="_1468075795" r:id="rId144">
             <o:LockedField>false</o:LockedField>
           </o:OLEObject>
         </w:object>
@@ -2674,7 +2734,7 @@
           <w:lang w:eastAsia="zh-CN"/>
         </w:rPr>
         <w:object>
-          <v:shape id="_x0000_i1063" o:spt="75" alt="" type="#_x0000_t75" style="height:54pt;width:226pt;" o:ole="t" filled="f" o:preferrelative="t" stroked="f" coordsize="21600,21600">
+          <v:shape id="_x0000_i1096" o:spt="75" type="#_x0000_t75" style="height:54pt;width:226pt;" o:ole="t" filled="f" o:preferrelative="t" stroked="f" coordsize="21600,21600">
             <v:path/>
             <v:fill on="f" focussize="0,0"/>
             <v:stroke on="f"/>
@@ -2683,7 +2743,7 @@
             <w10:wrap type="none"/>
             <w10:anchorlock/>
           </v:shape>
-          <o:OLEObject Type="Embed" ProgID="Equation.KSEE3" ShapeID="_x0000_i1063" DrawAspect="Content" ObjectID="_1468075796" r:id="rId146">
+          <o:OLEObject Type="Embed" ProgID="Equation.KSEE3" ShapeID="_x0000_i1096" DrawAspect="Content" ObjectID="_1468075796" r:id="rId146">
             <o:LockedField>false</o:LockedField>
           </o:OLEObject>
         </w:object>
@@ -2726,7 +2786,7 @@
           <w:lang w:eastAsia="zh-CN"/>
         </w:rPr>
         <w:object>
-          <v:shape id="_x0000_i1064" o:spt="75" alt="" type="#_x0000_t75" style="height:54pt;width:231pt;" o:ole="t" filled="f" o:preferrelative="t" stroked="f" coordsize="21600,21600">
+          <v:shape id="_x0000_i1097" o:spt="75" type="#_x0000_t75" style="height:54pt;width:231pt;" o:ole="t" filled="f" o:preferrelative="t" stroked="f" coordsize="21600,21600">
             <v:path/>
             <v:fill on="f" focussize="0,0"/>
             <v:stroke on="f"/>
@@ -2735,7 +2795,7 @@
             <w10:wrap type="none"/>
             <w10:anchorlock/>
           </v:shape>
-          <o:OLEObject Type="Embed" ProgID="Equation.KSEE3" ShapeID="_x0000_i1064" DrawAspect="Content" ObjectID="_1468075797" r:id="rId148">
+          <o:OLEObject Type="Embed" ProgID="Equation.KSEE3" ShapeID="_x0000_i1097" DrawAspect="Content" ObjectID="_1468075797" r:id="rId148">
             <o:LockedField>false</o:LockedField>
           </o:OLEObject>
         </w:object>
@@ -2778,7 +2838,7 @@
           <w:lang w:eastAsia="zh-CN"/>
         </w:rPr>
         <w:object>
-          <v:shape id="_x0000_i1065" o:spt="75" alt="" type="#_x0000_t75" style="height:54pt;width:229.95pt;" o:ole="t" filled="f" o:preferrelative="t" stroked="f" coordsize="21600,21600">
+          <v:shape id="_x0000_i1098" o:spt="75" type="#_x0000_t75" style="height:54pt;width:229.95pt;" o:ole="t" filled="f" o:preferrelative="t" stroked="f" coordsize="21600,21600">
             <v:path/>
             <v:fill on="f" focussize="0,0"/>
             <v:stroke on="f"/>
@@ -2787,7 +2847,7 @@
             <w10:wrap type="none"/>
             <w10:anchorlock/>
           </v:shape>
-          <o:OLEObject Type="Embed" ProgID="Equation.KSEE3" ShapeID="_x0000_i1065" DrawAspect="Content" ObjectID="_1468075798" r:id="rId150">
+          <o:OLEObject Type="Embed" ProgID="Equation.KSEE3" ShapeID="_x0000_i1098" DrawAspect="Content" ObjectID="_1468075798" r:id="rId150">
             <o:LockedField>false</o:LockedField>
           </o:OLEObject>
         </w:object>
@@ -3070,7 +3130,8 @@
           <w:lang w:eastAsia="zh-CN"/>
         </w:rPr>
         <w:object>
-          <v:shape id="_x0000_i1066" o:spt="75" type="#_x0000_t75" style="height:34pt;width:145pt;" o:ole="t" filled="f" o:preferrelative="t" stroked="f" coordsize="21600,21600">
+          <v:shape id="_x0000_i1099" o:spt="75" type="#_x0000_t75" style="height:34pt;width:145pt;" o:ole="t" filled="f" o:preferrelative="t" stroked="f" coordsize="21600,21600">
+            <v:path/>
             <v:fill on="f" focussize="0,0"/>
             <v:stroke on="f"/>
             <v:imagedata r:id="rId156" o:title=""/>
@@ -3078,7 +3139,7 @@
             <w10:wrap type="none"/>
             <w10:anchorlock/>
           </v:shape>
-          <o:OLEObject Type="Embed" ProgID="Equation.KSEE3" ShapeID="_x0000_i1066" DrawAspect="Content" ObjectID="_1468075799" r:id="rId155">
+          <o:OLEObject Type="Embed" ProgID="Equation.KSEE3" ShapeID="_x0000_i1099" DrawAspect="Content" ObjectID="_1468075799" r:id="rId155">
             <o:LockedField>false</o:LockedField>
           </o:OLEObject>
         </w:object>
